--- a/public/anexa_6.docx
+++ b/public/anexa_6.docx
@@ -13,55 +13,6 @@
           <w:szCs w:val="22"/>
         </w:rPr>
       </w:pPr>
-      <w:r>
-        <w:rPr>
-          <w:rFonts w:ascii="Trebuchet MS" w:hAnsi="Trebuchet MS"/>
-          <w:sz w:val="22"/>
-          <w:szCs w:val="22"/>
-        </w:rPr>
-        <w:drawing xmlns:a="http://schemas.openxmlformats.org/drawingml/2006/main">
-          <wp:inline distT="0" distB="0" distL="0" distR="0">
-            <wp:extent cx="3200400" cy="847725"/>
-            <wp:effectExtent l="0" t="0" r="0" b="0"/>
-            <wp:docPr id="1073741825" name="officeArt object" descr="Picture 3"/>
-            <wp:cNvGraphicFramePr/>
-            <a:graphic xmlns:a="http://schemas.openxmlformats.org/drawingml/2006/main">
-              <a:graphicData uri="http://schemas.openxmlformats.org/drawingml/2006/picture">
-                <pic:pic xmlns:pic="http://schemas.openxmlformats.org/drawingml/2006/picture">
-                  <pic:nvPicPr>
-                    <pic:cNvPr id="1073741825" name="Picture 3" descr="Picture 3"/>
-                    <pic:cNvPicPr>
-                      <a:picLocks noChangeAspect="1"/>
-                    </pic:cNvPicPr>
-                  </pic:nvPicPr>
-                  <pic:blipFill>
-                    <a:blip r:embed="rId4">
-                      <a:extLst/>
-                    </a:blip>
-                    <a:stretch>
-                      <a:fillRect/>
-                    </a:stretch>
-                  </pic:blipFill>
-                  <pic:spPr>
-                    <a:xfrm>
-                      <a:off x="0" y="0"/>
-                      <a:ext cx="3200400" cy="847725"/>
-                    </a:xfrm>
-                    <a:prstGeom prst="rect">
-                      <a:avLst/>
-                    </a:prstGeom>
-                    <a:ln w="12700" cap="flat">
-                      <a:noFill/>
-                      <a:miter lim="400000"/>
-                    </a:ln>
-                    <a:effectLst/>
-                  </pic:spPr>
-                </pic:pic>
-              </a:graphicData>
-            </a:graphic>
-          </wp:inline>
-        </w:drawing>
-      </w:r>
     </w:p>
     <w:p>
       <w:pPr>
@@ -74,353 +25,6 @@
           <w:szCs w:val="22"/>
         </w:rPr>
       </w:pPr>
-    </w:p>
-    <w:p>
-      <w:pPr>
-        <w:pStyle w:val="Body Text"/>
-        <w:rPr>
-          <w:rFonts w:ascii="Trebuchet MS" w:hAnsi="Trebuchet MS"/>
-          <w:i w:val="1"/>
-          <w:iCs w:val="1"/>
-          <w:sz w:val="22"/>
-          <w:szCs w:val="22"/>
-        </w:rPr>
-      </w:pPr>
-    </w:p>
-    <w:p>
-      <w:pPr>
-        <w:pStyle w:val="Body A"/>
-        <w:jc w:val="both"/>
-        <w:rPr>
-          <w:rFonts w:ascii="Trebuchet MS" w:cs="Trebuchet MS" w:hAnsi="Trebuchet MS" w:eastAsia="Trebuchet MS"/>
-          <w:b w:val="1"/>
-          <w:bCs w:val="1"/>
-          <w:i w:val="1"/>
-          <w:iCs w:val="1"/>
-        </w:rPr>
-      </w:pPr>
-      <w:r>
-        <w:rPr>
-          <w:rFonts w:ascii="Trebuchet MS" w:hAnsi="Trebuchet MS"/>
-          <w:b w:val="1"/>
-          <w:bCs w:val="1"/>
-          <w:rtl w:val="0"/>
-          <w:lang w:val="en-US"/>
-        </w:rPr>
-        <w:t>Anexa</w:t>
-      </w:r>
-      <w:r>
-        <w:rPr>
-          <w:rFonts w:ascii="Trebuchet MS" w:hAnsi="Trebuchet MS"/>
-          <w:b w:val="1"/>
-          <w:bCs w:val="1"/>
-          <w:spacing w:val="0"/>
-          <w:rtl w:val="0"/>
-          <w:lang w:val="en-US"/>
-        </w:rPr>
-        <w:t xml:space="preserve"> </w:t>
-      </w:r>
-      <w:r>
-        <w:rPr>
-          <w:rFonts w:ascii="Trebuchet MS" w:hAnsi="Trebuchet MS"/>
-          <w:b w:val="1"/>
-          <w:bCs w:val="1"/>
-          <w:rtl w:val="0"/>
-          <w:lang w:val="en-US"/>
-        </w:rPr>
-        <w:t>6</w:t>
-      </w:r>
-      <w:r>
-        <w:rPr>
-          <w:rFonts w:ascii="Trebuchet MS" w:hAnsi="Trebuchet MS"/>
-          <w:b w:val="1"/>
-          <w:bCs w:val="1"/>
-          <w:spacing w:val="0"/>
-          <w:rtl w:val="0"/>
-          <w:lang w:val="en-US"/>
-        </w:rPr>
-        <w:t xml:space="preserve"> </w:t>
-      </w:r>
-      <w:r>
-        <w:rPr>
-          <w:rFonts w:ascii="Trebuchet MS" w:hAnsi="Trebuchet MS"/>
-          <w:rtl w:val="0"/>
-          <w:lang w:val="en-US"/>
-        </w:rPr>
-        <w:t>la</w:t>
-      </w:r>
-      <w:r>
-        <w:rPr>
-          <w:rFonts w:ascii="Trebuchet MS" w:hAnsi="Trebuchet MS"/>
-          <w:b w:val="1"/>
-          <w:bCs w:val="1"/>
-          <w:spacing w:val="0"/>
-          <w:rtl w:val="0"/>
-          <w:lang w:val="en-US"/>
-        </w:rPr>
-        <w:t xml:space="preserve"> </w:t>
-      </w:r>
-      <w:r>
-        <w:rPr>
-          <w:rFonts w:ascii="Trebuchet MS" w:hAnsi="Trebuchet MS"/>
-          <w:b w:val="1"/>
-          <w:bCs w:val="1"/>
-          <w:i w:val="1"/>
-          <w:iCs w:val="1"/>
-          <w:rtl w:val="0"/>
-          <w:lang w:val="en-US"/>
-        </w:rPr>
-        <w:t>PO</w:t>
-      </w:r>
-      <w:r>
-        <w:rPr>
-          <w:rFonts w:ascii="Trebuchet MS" w:hAnsi="Trebuchet MS"/>
-          <w:b w:val="1"/>
-          <w:bCs w:val="1"/>
-          <w:i w:val="1"/>
-          <w:iCs w:val="1"/>
-          <w:spacing w:val="0"/>
-          <w:rtl w:val="0"/>
-          <w:lang w:val="en-US"/>
-        </w:rPr>
-        <w:t xml:space="preserve"> </w:t>
-      </w:r>
-      <w:r>
-        <w:rPr>
-          <w:rFonts w:ascii="Trebuchet MS" w:hAnsi="Trebuchet MS"/>
-          <w:b w:val="1"/>
-          <w:bCs w:val="1"/>
-          <w:i w:val="1"/>
-          <w:iCs w:val="1"/>
-          <w:rtl w:val="0"/>
-          <w:lang w:val="en-US"/>
-        </w:rPr>
-        <w:t>nr.</w:t>
-      </w:r>
-      <w:r>
-        <w:rPr>
-          <w:rFonts w:ascii="Trebuchet MS" w:hAnsi="Trebuchet MS"/>
-          <w:b w:val="1"/>
-          <w:bCs w:val="1"/>
-          <w:i w:val="1"/>
-          <w:iCs w:val="1"/>
-          <w:spacing w:val="0"/>
-          <w:rtl w:val="0"/>
-          <w:lang w:val="en-US"/>
-        </w:rPr>
-        <w:t xml:space="preserve"> {serial_number} </w:t>
-      </w:r>
-      <w:r>
-        <w:rPr>
-          <w:rFonts w:ascii="Trebuchet MS" w:hAnsi="Trebuchet MS"/>
-          <w:b w:val="1"/>
-          <w:bCs w:val="1"/>
-          <w:i w:val="1"/>
-          <w:iCs w:val="1"/>
-          <w:rtl w:val="0"/>
-          <w:lang w:val="en-US"/>
-        </w:rPr>
-        <w:t>privind</w:t>
-      </w:r>
-      <w:r>
-        <w:rPr>
-          <w:rFonts w:ascii="Trebuchet MS" w:hAnsi="Trebuchet MS"/>
-          <w:b w:val="1"/>
-          <w:bCs w:val="1"/>
-          <w:i w:val="1"/>
-          <w:iCs w:val="1"/>
-          <w:spacing w:val="0"/>
-          <w:rtl w:val="0"/>
-          <w:lang w:val="en-US"/>
-        </w:rPr>
-        <w:t xml:space="preserve"> </w:t>
-      </w:r>
-      <w:r>
-        <w:rPr>
-          <w:rFonts w:ascii="Trebuchet MS" w:hAnsi="Trebuchet MS"/>
-          <w:b w:val="1"/>
-          <w:bCs w:val="1"/>
-          <w:i w:val="1"/>
-          <w:iCs w:val="1"/>
-          <w:rtl w:val="0"/>
-          <w:lang w:val="en-US"/>
-        </w:rPr>
-        <w:t>aprobarea Resurselor</w:t>
-      </w:r>
-      <w:r>
-        <w:rPr>
-          <w:rFonts w:ascii="Trebuchet MS" w:hAnsi="Trebuchet MS"/>
-          <w:b w:val="1"/>
-          <w:bCs w:val="1"/>
-          <w:i w:val="1"/>
-          <w:iCs w:val="1"/>
-          <w:spacing w:val="0"/>
-          <w:rtl w:val="0"/>
-          <w:lang w:val="en-US"/>
-        </w:rPr>
-        <w:t xml:space="preserve"> </w:t>
-      </w:r>
-      <w:r>
-        <w:rPr>
-          <w:rFonts w:ascii="Trebuchet MS" w:hAnsi="Trebuchet MS"/>
-          <w:b w:val="1"/>
-          <w:bCs w:val="1"/>
-          <w:i w:val="1"/>
-          <w:iCs w:val="1"/>
-          <w:rtl w:val="0"/>
-          <w:lang w:val="pt-PT"/>
-        </w:rPr>
-        <w:t>Educa</w:t>
-      </w:r>
-      <w:r>
-        <w:rPr>
-          <w:rFonts w:ascii="Trebuchet MS" w:hAnsi="Trebuchet MS" w:hint="default"/>
-          <w:b w:val="1"/>
-          <w:bCs w:val="1"/>
-          <w:i w:val="1"/>
-          <w:iCs w:val="1"/>
-          <w:rtl w:val="0"/>
-          <w:lang w:val="en-US"/>
-        </w:rPr>
-        <w:t>ț</w:t>
-      </w:r>
-      <w:r>
-        <w:rPr>
-          <w:rFonts w:ascii="Trebuchet MS" w:hAnsi="Trebuchet MS"/>
-          <w:b w:val="1"/>
-          <w:bCs w:val="1"/>
-          <w:i w:val="1"/>
-          <w:iCs w:val="1"/>
-          <w:rtl w:val="0"/>
-          <w:lang w:val="it-IT"/>
-        </w:rPr>
-        <w:t>ionale</w:t>
-      </w:r>
-      <w:r>
-        <w:rPr>
-          <w:rFonts w:ascii="Trebuchet MS" w:hAnsi="Trebuchet MS"/>
-          <w:b w:val="1"/>
-          <w:bCs w:val="1"/>
-          <w:i w:val="1"/>
-          <w:iCs w:val="1"/>
-          <w:spacing w:val="0"/>
-          <w:rtl w:val="0"/>
-          <w:lang w:val="en-US"/>
-        </w:rPr>
-        <w:t xml:space="preserve"> </w:t>
-      </w:r>
-      <w:r>
-        <w:rPr>
-          <w:rFonts w:ascii="Trebuchet MS" w:hAnsi="Trebuchet MS"/>
-          <w:b w:val="1"/>
-          <w:bCs w:val="1"/>
-          <w:i w:val="1"/>
-          <w:iCs w:val="1"/>
-          <w:rtl w:val="0"/>
-          <w:lang w:val="en-US"/>
-        </w:rPr>
-        <w:t xml:space="preserve">Deschise (RED) </w:t>
-      </w:r>
-      <w:r>
-        <w:rPr>
-          <w:rFonts w:ascii="Trebuchet MS" w:hAnsi="Trebuchet MS"/>
-          <w:b w:val="1"/>
-          <w:bCs w:val="1"/>
-          <w:i w:val="1"/>
-          <w:iCs w:val="1"/>
-          <w:outline w:val="0"/>
-          <w:color w:val="000000"/>
-          <w:u w:color="000000"/>
-          <w:rtl w:val="0"/>
-          <w:lang w:val="en-US"/>
-          <w14:textFill>
-            <w14:solidFill>
-              <w14:srgbClr w14:val="000000"/>
-            </w14:solidFill>
-          </w14:textFill>
-        </w:rPr>
-        <w:t xml:space="preserve">la nivelul inspectoratelor </w:t>
-      </w:r>
-      <w:r>
-        <w:rPr>
-          <w:rFonts w:ascii="Trebuchet MS" w:hAnsi="Trebuchet MS" w:hint="default"/>
-          <w:b w:val="1"/>
-          <w:bCs w:val="1"/>
-          <w:i w:val="1"/>
-          <w:iCs w:val="1"/>
-          <w:outline w:val="0"/>
-          <w:color w:val="000000"/>
-          <w:u w:color="000000"/>
-          <w:rtl w:val="0"/>
-          <w:lang w:val="en-US"/>
-          <w14:textFill>
-            <w14:solidFill>
-              <w14:srgbClr w14:val="000000"/>
-            </w14:solidFill>
-          </w14:textFill>
-        </w:rPr>
-        <w:t>ș</w:t>
-      </w:r>
-      <w:r>
-        <w:rPr>
-          <w:rFonts w:ascii="Trebuchet MS" w:hAnsi="Trebuchet MS"/>
-          <w:b w:val="1"/>
-          <w:bCs w:val="1"/>
-          <w:i w:val="1"/>
-          <w:iCs w:val="1"/>
-          <w:outline w:val="0"/>
-          <w:color w:val="000000"/>
-          <w:u w:color="000000"/>
-          <w:rtl w:val="0"/>
-          <w:lang w:val="en-US"/>
-          <w14:textFill>
-            <w14:solidFill>
-              <w14:srgbClr w14:val="000000"/>
-            </w14:solidFill>
-          </w14:textFill>
-        </w:rPr>
-        <w:t>colare jude</w:t>
-      </w:r>
-      <w:r>
-        <w:rPr>
-          <w:rFonts w:ascii="Trebuchet MS" w:hAnsi="Trebuchet MS" w:hint="default"/>
-          <w:b w:val="1"/>
-          <w:bCs w:val="1"/>
-          <w:i w:val="1"/>
-          <w:iCs w:val="1"/>
-          <w:outline w:val="0"/>
-          <w:color w:val="000000"/>
-          <w:u w:color="000000"/>
-          <w:rtl w:val="0"/>
-          <w:lang w:val="en-US"/>
-          <w14:textFill>
-            <w14:solidFill>
-              <w14:srgbClr w14:val="000000"/>
-            </w14:solidFill>
-          </w14:textFill>
-        </w:rPr>
-        <w:t>ț</w:t>
-      </w:r>
-      <w:r>
-        <w:rPr>
-          <w:rFonts w:ascii="Trebuchet MS" w:hAnsi="Trebuchet MS"/>
-          <w:b w:val="1"/>
-          <w:bCs w:val="1"/>
-          <w:i w:val="1"/>
-          <w:iCs w:val="1"/>
-          <w:outline w:val="0"/>
-          <w:color w:val="000000"/>
-          <w:u w:color="000000"/>
-          <w:rtl w:val="0"/>
-          <w:lang w:val="en-US"/>
-          <w14:textFill>
-            <w14:solidFill>
-              <w14:srgbClr w14:val="000000"/>
-            </w14:solidFill>
-          </w14:textFill>
-        </w:rPr>
-        <w:t>ene/ISMB</w:t>
-      </w:r>
     </w:p>
     <w:p>
       <w:pPr>
@@ -429,7 +33,7 @@
         <w:ind w:left="102" w:firstLine="0"/>
         <w:jc w:val="both"/>
         <w:rPr>
-          <w:rFonts w:ascii="Trebuchet MS" w:cs="Trebuchet MS" w:hAnsi="Trebuchet MS" w:eastAsia="Trebuchet MS"/>
+          <w:rFonts w:ascii="Trebuchet MS" w:hAnsi="Trebuchet MS"/>
           <w:b w:val="1"/>
           <w:bCs w:val="1"/>
         </w:rPr>
@@ -512,7 +116,27 @@
           <w:rtl w:val="0"/>
           <w:lang w:val="en-US"/>
         </w:rPr>
-        <w:t xml:space="preserve">    Titlul </w:t>
+        <w:t xml:space="preserve">    Titlul resursei educa</w:t>
+      </w:r>
+      <w:r>
+        <w:rPr>
+          <w:rFonts w:ascii="Trebuchet MS" w:hAnsi="Trebuchet MS" w:hint="default"/>
+          <w:b w:val="1"/>
+          <w:bCs w:val="1"/>
+          <w:rtl w:val="0"/>
+          <w:lang w:val="en-US"/>
+        </w:rPr>
+        <w:t>ț</w:t>
+      </w:r>
+      <w:r>
+        <w:rPr>
+          <w:rFonts w:ascii="Trebuchet MS" w:hAnsi="Trebuchet MS"/>
+          <w:b w:val="1"/>
+          <w:bCs w:val="1"/>
+          <w:rtl w:val="0"/>
+          <w:lang w:val="it-IT"/>
+        </w:rPr>
+        <w:t>ionale</w:t>
       </w:r>
       <w:r>
         <w:rPr>
@@ -522,55 +146,8 @@
           <w:rtl w:val="0"/>
           <w:lang w:val="en-US"/>
         </w:rPr>
-        <w:t>resursei educa</w:t>
-      </w:r>
-      <w:r>
-        <w:rPr>
-          <w:rFonts w:ascii="Trebuchet MS" w:hAnsi="Trebuchet MS" w:hint="default"/>
-          <w:b w:val="1"/>
-          <w:bCs w:val="1"/>
-          <w:rtl w:val="0"/>
-          <w:lang w:val="en-US"/>
-        </w:rPr>
-        <w:t>ț</w:t>
-      </w:r>
-      <w:r>
-        <w:rPr>
-          <w:rFonts w:ascii="Trebuchet MS" w:hAnsi="Trebuchet MS"/>
-          <w:b w:val="1"/>
-          <w:bCs w:val="1"/>
-          <w:rtl w:val="0"/>
-          <w:lang w:val="it-IT"/>
-        </w:rPr>
-        <w:t>ionale</w:t>
-      </w:r>
-      <w:r>
-        <w:rPr>
-          <w:rFonts w:ascii="Trebuchet MS" w:hAnsi="Trebuchet MS"/>
-          <w:b w:val="1"/>
-          <w:bCs w:val="1"/>
-          <w:rtl w:val="0"/>
-          <w:lang w:val="en-US"/>
-        </w:rPr>
         <w:t xml:space="preserve">: </w:t>
-      </w:r>
-      <w:r>
-        <w:rPr>
-          <w:rFonts w:ascii="Trebuchet MS" w:cs="Trebuchet MS" w:hAnsi="Trebuchet MS" w:eastAsia="Trebuchet MS"/>
-          <w:b w:val="1"/>
-          <w:bCs w:val="1"/>
-          <w:lang w:val="en-US"/>
-        </w:rPr>
         <w:tab/>
-      </w:r>
-      <w:r>
-        <w:rPr>
-          <w:rFonts w:ascii="Trebuchet MS" w:hAnsi="Trebuchet MS"/>
-          <w:b w:val="1"/>
-          <w:bCs w:val="1"/>
-          <w:rtl w:val="0"/>
-          <w:lang w:val="en-US"/>
-        </w:rPr>
         <w:t>{title}</w:t>
       </w:r>
     </w:p>
@@ -619,18 +196,7 @@
           <w:szCs w:val="22"/>
           <w:rtl w:val="0"/>
         </w:rPr>
-        <w:t>autorului</w:t>
-      </w:r>
-      <w:r>
-        <w:rPr>
-          <w:rFonts w:ascii="Trebuchet MS" w:hAnsi="Trebuchet MS"/>
-          <w:b w:val="1"/>
-          <w:bCs w:val="1"/>
-          <w:sz w:val="22"/>
-          <w:szCs w:val="22"/>
-          <w:rtl w:val="0"/>
-        </w:rPr>
-        <w:t>:</w:t>
+        <w:t>autorului:</w:t>
       </w:r>
       <w:r>
         <w:rPr>
@@ -643,29 +209,8 @@
           <w:lang w:val="en-US"/>
         </w:rPr>
         <w:t xml:space="preserve"> </w:t>
-      </w:r>
-      <w:r>
-        <w:rPr>
-          <w:rFonts w:ascii="Trebuchet MS" w:cs="Trebuchet MS" w:hAnsi="Trebuchet MS" w:eastAsia="Trebuchet MS"/>
-          <w:b w:val="1"/>
-          <w:bCs w:val="1"/>
-          <w:sz w:val="22"/>
-          <w:szCs w:val="22"/>
-          <w:lang w:val="en-US"/>
-        </w:rPr>
         <w:tab/>
         <w:tab/>
-      </w:r>
-      <w:r>
-        <w:rPr>
-          <w:rFonts w:ascii="Trebuchet MS" w:hAnsi="Trebuchet MS"/>
-          <w:b w:val="1"/>
-          <w:bCs w:val="1"/>
-          <w:sz w:val="22"/>
-          <w:szCs w:val="22"/>
-          <w:rtl w:val="0"/>
-          <w:lang w:val="en-US"/>
-        </w:rPr>
         <w:t>{author}</w:t>
       </w:r>
     </w:p>
@@ -698,26 +243,9 @@
           <w:lang w:val="en-US"/>
         </w:rPr>
         <w:t xml:space="preserve">/clasa </w:t>
-      </w:r>
-      <w:r>
-        <w:rPr>
-          <w:rFonts w:ascii="Trebuchet MS" w:cs="Trebuchet MS" w:hAnsi="Trebuchet MS" w:eastAsia="Trebuchet MS"/>
-          <w:b w:val="1"/>
-          <w:bCs w:val="1"/>
-          <w:lang w:val="en-US"/>
-        </w:rPr>
         <w:tab/>
         <w:tab/>
         <w:tab/>
-      </w:r>
-      <w:r>
-        <w:rPr>
-          <w:rFonts w:ascii="Trebuchet MS" w:hAnsi="Trebuchet MS"/>
-          <w:b w:val="1"/>
-          <w:bCs w:val="1"/>
-          <w:rtl w:val="0"/>
-          <w:lang w:val="en-US"/>
-        </w:rPr>
         <w:t>{class}</w:t>
       </w:r>
     </w:p>
@@ -900,60 +428,11 @@
           <w:lang w:val="en-US"/>
         </w:rPr>
         <w:t xml:space="preserve"> </w:t>
-      </w:r>
-      <w:r>
-        <w:rPr>
-          <w:rFonts w:ascii="Trebuchet MS" w:cs="Trebuchet MS" w:hAnsi="Trebuchet MS" w:eastAsia="Trebuchet MS"/>
-          <w:b w:val="1"/>
-          <w:bCs w:val="1"/>
-          <w:spacing w:val="0"/>
-          <w:sz w:val="22"/>
-          <w:szCs w:val="22"/>
-          <w:lang w:val="en-US"/>
-        </w:rPr>
         <w:tab/>
         <w:tab/>
         <w:tab/>
         <w:tab/>
-      </w:r>
-      <w:r>
-        <w:rPr>
-          <w:rFonts w:ascii="Trebuchet MS" w:hAnsi="Trebuchet MS"/>
-          <w:b w:val="1"/>
-          <w:bCs w:val="1"/>
-          <w:spacing w:val="0"/>
-          <w:sz w:val="22"/>
-          <w:szCs w:val="22"/>
-          <w:rtl w:val="0"/>
-          <w:lang w:val="en-US"/>
-        </w:rPr>
-        <w:t>{</w:t>
-      </w:r>
-      <w:r>
-        <w:rPr>
-          <w:rFonts w:ascii="Trebuchet MS" w:hAnsi="Trebuchet MS"/>
-          <w:b w:val="1"/>
-          <w:bCs w:val="1"/>
-          <w:spacing w:val="0"/>
-          <w:sz w:val="22"/>
-          <w:szCs w:val="22"/>
-          <w:rtl w:val="0"/>
-          <w:lang w:val="en-US"/>
-        </w:rPr>
-        <w:t>domain</w:t>
-      </w:r>
-      <w:r>
-        <w:rPr>
-          <w:rFonts w:ascii="Trebuchet MS" w:hAnsi="Trebuchet MS"/>
-          <w:b w:val="1"/>
-          <w:bCs w:val="1"/>
-          <w:spacing w:val="0"/>
-          <w:sz w:val="22"/>
-          <w:szCs w:val="22"/>
-          <w:rtl w:val="0"/>
-          <w:lang w:val="en-US"/>
-        </w:rPr>
-        <w:t>}</w:t>
+        <w:t>{domain}</w:t>
       </w:r>
     </w:p>
     <w:p>
@@ -972,7 +451,7 @@
       <w:tblPr>
         <w:tblW w:w="10314" w:type="dxa"/>
         <w:jc w:val="left"/>
-        <w:tblInd w:w="216" w:type="dxa"/>
+        <w:tblInd w:w="432" w:type="dxa"/>
         <w:tblBorders>
           <w:top w:val="single" w:color="ffffff" w:sz="8" w:space="0" w:shadow="0" w:frame="0"/>
           <w:left w:val="single" w:color="ffffff" w:sz="8" w:space="0" w:shadow="0" w:frame="0"/>
@@ -995,7 +474,7 @@
           <w:shd w:val="clear" w:color="auto" w:fill="ced7e7"/>
         </w:tblPrEx>
         <w:trPr>
-          <w:trHeight w:val="490" w:hRule="atLeast"/>
+          <w:trHeight w:val="510" w:hRule="atLeast"/>
         </w:trPr>
         <w:tc>
           <w:tcPr>
@@ -1184,7 +663,7 @@
           <w:shd w:val="clear" w:color="auto" w:fill="ced7e7"/>
         </w:tblPrEx>
         <w:trPr>
-          <w:trHeight w:val="3740" w:hRule="atLeast"/>
+          <w:trHeight w:val="3760" w:hRule="atLeast"/>
         </w:trPr>
         <w:tc>
           <w:tcPr>
@@ -1603,7 +1082,7 @@
           </w:tcPr>
           <w:p>
             <w:pPr>
-              <w:pStyle w:val="Body"/>
+              <w:pStyle w:val="Body B"/>
               <w:spacing w:before="120" w:after="120"/>
               <w:ind w:left="357" w:firstLine="0"/>
               <w:jc w:val="both"/>
@@ -1616,10 +1095,6 @@
                 <w:shd w:val="nil" w:color="auto" w:fill="auto"/>
                 <w:rtl w:val="0"/>
                 <w:lang w:val="en-US"/>
-                <w14:textOutline w14:w="12700" w14:cap="flat">
-                  <w14:noFill/>
-                  <w14:miter w14:lim="400000"/>
-                </w14:textOutline>
               </w:rPr>
               <w:t>{concordance_comment_yes}</w:t>
             </w:r>
@@ -1645,7 +1120,7 @@
           </w:tcPr>
           <w:p>
             <w:pPr>
-              <w:pStyle w:val="Body"/>
+              <w:pStyle w:val="Body B"/>
               <w:spacing w:before="120" w:after="120"/>
               <w:ind w:left="357" w:firstLine="0"/>
               <w:jc w:val="both"/>
@@ -1658,10 +1133,6 @@
                 <w:shd w:val="nil" w:color="auto" w:fill="auto"/>
                 <w:rtl w:val="0"/>
                 <w:lang w:val="en-US"/>
-                <w14:textOutline w14:w="12700" w14:cap="flat">
-                  <w14:noFill/>
-                  <w14:miter w14:lim="400000"/>
-                </w14:textOutline>
               </w:rPr>
               <w:t>{concordance_comment_no}</w:t>
             </w:r>
@@ -1673,7 +1144,7 @@
           <w:shd w:val="clear" w:color="auto" w:fill="ced7e7"/>
         </w:tblPrEx>
         <w:trPr>
-          <w:trHeight w:val="3980" w:hRule="atLeast"/>
+          <w:trHeight w:val="4000" w:hRule="atLeast"/>
         </w:trPr>
         <w:tc>
           <w:tcPr>
@@ -2123,7 +1594,7 @@
           </w:tcPr>
           <w:p>
             <w:pPr>
-              <w:pStyle w:val="Body"/>
+              <w:pStyle w:val="Body B"/>
               <w:spacing w:before="120"/>
               <w:ind w:left="357" w:firstLine="0"/>
               <w:jc w:val="both"/>
@@ -2136,10 +1607,6 @@
                 <w:shd w:val="nil" w:color="auto" w:fill="auto"/>
                 <w:rtl w:val="0"/>
                 <w:lang w:val="en-US"/>
-                <w14:textOutline w14:w="12700" w14:cap="flat">
-                  <w14:noFill/>
-                  <w14:miter w14:lim="400000"/>
-                </w14:textOutline>
               </w:rPr>
               <w:t>{relevance_comment_yes}</w:t>
             </w:r>
@@ -2165,7 +1632,7 @@
           </w:tcPr>
           <w:p>
             <w:pPr>
-              <w:pStyle w:val="Body"/>
+              <w:pStyle w:val="Body B"/>
               <w:spacing w:before="120"/>
               <w:ind w:left="357" w:firstLine="0"/>
               <w:jc w:val="both"/>
@@ -2178,10 +1645,6 @@
                 <w:shd w:val="nil" w:color="auto" w:fill="auto"/>
                 <w:rtl w:val="0"/>
                 <w:lang w:val="en-US"/>
-                <w14:textOutline w14:w="12700" w14:cap="flat">
-                  <w14:noFill/>
-                  <w14:miter w14:lim="400000"/>
-                </w14:textOutline>
               </w:rPr>
               <w:t>{relevance_comment_no}</w:t>
             </w:r>
@@ -2193,7 +1656,7 @@
           <w:shd w:val="clear" w:color="auto" w:fill="ced7e7"/>
         </w:tblPrEx>
         <w:trPr>
-          <w:trHeight w:val="3740" w:hRule="atLeast"/>
+          <w:trHeight w:val="3760" w:hRule="atLeast"/>
         </w:trPr>
         <w:tc>
           <w:tcPr>
@@ -2684,7 +2147,7 @@
           </w:tcPr>
           <w:p>
             <w:pPr>
-              <w:pStyle w:val="Body"/>
+              <w:pStyle w:val="Body B"/>
               <w:spacing w:before="120"/>
               <w:ind w:left="357" w:firstLine="0"/>
               <w:jc w:val="both"/>
@@ -2697,10 +2160,6 @@
                 <w:shd w:val="nil" w:color="auto" w:fill="auto"/>
                 <w:rtl w:val="0"/>
                 <w:lang w:val="en-US"/>
-                <w14:textOutline w14:w="12700" w14:cap="flat">
-                  <w14:noFill/>
-                  <w14:miter w14:lim="400000"/>
-                </w14:textOutline>
               </w:rPr>
               <w:t>{accessibility_comment_yes}</w:t>
             </w:r>
@@ -2726,7 +2185,7 @@
           </w:tcPr>
           <w:p>
             <w:pPr>
-              <w:pStyle w:val="Body"/>
+              <w:pStyle w:val="Body B"/>
               <w:spacing w:before="120"/>
               <w:ind w:left="357" w:firstLine="0"/>
               <w:jc w:val="both"/>
@@ -2739,10 +2198,6 @@
                 <w:shd w:val="nil" w:color="auto" w:fill="auto"/>
                 <w:rtl w:val="0"/>
                 <w:lang w:val="en-US"/>
-                <w14:textOutline w14:w="12700" w14:cap="flat">
-                  <w14:noFill/>
-                  <w14:miter w14:lim="400000"/>
-                </w14:textOutline>
               </w:rPr>
               <w:t>{accessibility_comment_no}</w:t>
             </w:r>
@@ -2754,7 +2209,7 @@
           <w:shd w:val="clear" w:color="auto" w:fill="ced7e7"/>
         </w:tblPrEx>
         <w:trPr>
-          <w:trHeight w:val="1700" w:hRule="atLeast"/>
+          <w:trHeight w:val="1720" w:hRule="atLeast"/>
         </w:trPr>
         <w:tc>
           <w:tcPr>
@@ -3057,7 +2512,7 @@
           </w:tcPr>
           <w:p>
             <w:pPr>
-              <w:pStyle w:val="Body"/>
+              <w:pStyle w:val="Body B"/>
               <w:spacing w:before="120"/>
               <w:ind w:left="357" w:firstLine="0"/>
               <w:jc w:val="both"/>
@@ -3070,10 +2525,6 @@
                 <w:shd w:val="nil" w:color="auto" w:fill="auto"/>
                 <w:rtl w:val="0"/>
                 <w:lang w:val="en-US"/>
-                <w14:textOutline w14:w="12700" w14:cap="flat">
-                  <w14:noFill/>
-                  <w14:miter w14:lim="400000"/>
-                </w14:textOutline>
               </w:rPr>
               <w:t>{correctness_comment_yes}</w:t>
             </w:r>
@@ -3099,7 +2550,7 @@
           </w:tcPr>
           <w:p>
             <w:pPr>
-              <w:pStyle w:val="Body"/>
+              <w:pStyle w:val="Body B"/>
               <w:spacing w:before="120"/>
               <w:ind w:left="357" w:firstLine="0"/>
               <w:jc w:val="both"/>
@@ -3112,10 +2563,6 @@
                 <w:shd w:val="nil" w:color="auto" w:fill="auto"/>
                 <w:rtl w:val="0"/>
                 <w:lang w:val="en-US"/>
-                <w14:textOutline w14:w="12700" w14:cap="flat">
-                  <w14:noFill/>
-                  <w14:miter w14:lim="400000"/>
-                </w14:textOutline>
               </w:rPr>
               <w:t>{correctness_comment_no}</w:t>
             </w:r>
@@ -3127,7 +2574,7 @@
           <w:shd w:val="clear" w:color="auto" w:fill="ced7e7"/>
         </w:tblPrEx>
         <w:trPr>
-          <w:trHeight w:val="3140" w:hRule="atLeast"/>
+          <w:trHeight w:val="3160" w:hRule="atLeast"/>
         </w:trPr>
         <w:tc>
           <w:tcPr>
@@ -3556,7 +3003,7 @@
           </w:tcPr>
           <w:p>
             <w:pPr>
-              <w:pStyle w:val="Body"/>
+              <w:pStyle w:val="Body B"/>
               <w:spacing w:before="120"/>
               <w:ind w:left="357" w:firstLine="0"/>
               <w:jc w:val="both"/>
@@ -3569,10 +3016,6 @@
                 <w:shd w:val="nil" w:color="auto" w:fill="auto"/>
                 <w:rtl w:val="0"/>
                 <w:lang w:val="en-US"/>
-                <w14:textOutline w14:w="12700" w14:cap="flat">
-                  <w14:noFill/>
-                  <w14:miter w14:lim="400000"/>
-                </w14:textOutline>
               </w:rPr>
               <w:t>{value_comment_yes}</w:t>
             </w:r>
@@ -3598,7 +3041,7 @@
           </w:tcPr>
           <w:p>
             <w:pPr>
-              <w:pStyle w:val="Body"/>
+              <w:pStyle w:val="Body B"/>
               <w:spacing w:before="120"/>
               <w:ind w:left="357" w:firstLine="0"/>
               <w:jc w:val="both"/>
@@ -3611,10 +3054,6 @@
                 <w:shd w:val="nil" w:color="auto" w:fill="auto"/>
                 <w:rtl w:val="0"/>
                 <w:lang w:val="en-US"/>
-                <w14:textOutline w14:w="12700" w14:cap="flat">
-                  <w14:noFill/>
-                  <w14:miter w14:lim="400000"/>
-                </w14:textOutline>
               </w:rPr>
               <w:t>{value_comment_no}</w:t>
             </w:r>
@@ -3626,7 +3065,7 @@
           <w:shd w:val="clear" w:color="auto" w:fill="ced7e7"/>
         </w:tblPrEx>
         <w:trPr>
-          <w:trHeight w:val="3620" w:hRule="atLeast"/>
+          <w:trHeight w:val="3640" w:hRule="atLeast"/>
         </w:trPr>
         <w:tc>
           <w:tcPr>
@@ -4055,7 +3494,7 @@
           </w:tcPr>
           <w:p>
             <w:pPr>
-              <w:pStyle w:val="Body"/>
+              <w:pStyle w:val="Body B"/>
               <w:spacing w:before="120"/>
               <w:ind w:left="357" w:firstLine="0"/>
               <w:jc w:val="both"/>
@@ -4068,10 +3507,6 @@
                 <w:shd w:val="nil" w:color="auto" w:fill="auto"/>
                 <w:rtl w:val="0"/>
                 <w:lang w:val="en-US"/>
-                <w14:textOutline w14:w="12700" w14:cap="flat">
-                  <w14:noFill/>
-                  <w14:miter w14:lim="400000"/>
-                </w14:textOutline>
               </w:rPr>
               <w:t>{quality_comment_yes}</w:t>
             </w:r>
@@ -4097,7 +3532,7 @@
           </w:tcPr>
           <w:p>
             <w:pPr>
-              <w:pStyle w:val="Body"/>
+              <w:pStyle w:val="Body B"/>
               <w:spacing w:before="120"/>
               <w:ind w:left="357" w:firstLine="0"/>
               <w:jc w:val="both"/>
@@ -4110,10 +3545,6 @@
                 <w:shd w:val="nil" w:color="auto" w:fill="auto"/>
                 <w:rtl w:val="0"/>
                 <w:lang w:val="en-US"/>
-                <w14:textOutline w14:w="12700" w14:cap="flat">
-                  <w14:noFill/>
-                  <w14:miter w14:lim="400000"/>
-                </w14:textOutline>
               </w:rPr>
               <w:t>{quality_comment_no}</w:t>
             </w:r>
@@ -4125,7 +3556,7 @@
       <w:pPr>
         <w:pStyle w:val="Body Text"/>
         <w:spacing w:before="1"/>
-        <w:ind w:left="108" w:hanging="108"/>
+        <w:ind w:left="324" w:hanging="324"/>
         <w:rPr>
           <w:rFonts w:ascii="Trebuchet MS" w:cs="Trebuchet MS" w:hAnsi="Trebuchet MS" w:eastAsia="Trebuchet MS"/>
           <w:sz w:val="22"/>
@@ -4137,17 +3568,7 @@
       <w:pPr>
         <w:pStyle w:val="Body Text"/>
         <w:spacing w:before="1"/>
-        <w:rPr>
-          <w:rFonts w:ascii="Trebuchet MS" w:cs="Trebuchet MS" w:hAnsi="Trebuchet MS" w:eastAsia="Trebuchet MS"/>
-          <w:sz w:val="22"/>
-          <w:szCs w:val="22"/>
-        </w:rPr>
-      </w:pPr>
-    </w:p>
-    <w:p>
-      <w:pPr>
-        <w:pStyle w:val="Body Text"/>
-        <w:spacing w:before="7"/>
+        <w:ind w:left="216" w:hanging="216"/>
         <w:rPr>
           <w:rFonts w:ascii="Trebuchet MS" w:cs="Trebuchet MS" w:hAnsi="Trebuchet MS" w:eastAsia="Trebuchet MS"/>
           <w:sz w:val="22"/>
@@ -4247,33 +3668,45 @@
     </w:p>
     <w:p>
       <w:pPr>
-        <w:pStyle w:val="Body Text"/>
-        <w:rPr>
-          <w:rFonts w:ascii="Trebuchet MS" w:cs="Trebuchet MS" w:hAnsi="Trebuchet MS" w:eastAsia="Trebuchet MS"/>
-          <w:sz w:val="22"/>
-          <w:szCs w:val="22"/>
+        <w:pStyle w:val="Default"/>
+        <w:suppressAutoHyphens w:val="1"/>
+        <w:spacing w:before="0" w:line="240" w:lineRule="auto"/>
+        <w:jc w:val="left"/>
+        <w:rPr>
+          <w:rFonts w:ascii="Times Roman" w:cs="Times Roman" w:hAnsi="Times Roman" w:eastAsia="Times Roman"/>
         </w:rPr>
       </w:pPr>
     </w:p>
     <w:p>
       <w:pPr>
-        <w:pStyle w:val="Body Text"/>
-        <w:ind w:left="376" w:firstLine="0"/>
+        <w:pStyle w:val="Default"/>
+        <w:suppressAutoHyphens w:val="1"/>
+        <w:spacing w:before="0" w:line="240" w:lineRule="auto"/>
+        <w:ind w:left="360" w:hanging="360"/>
+        <w:jc w:val="left"/>
+        <w:rPr>
+          <w:rFonts w:ascii="Times Roman" w:cs="Times Roman" w:hAnsi="Times Roman" w:eastAsia="Times Roman"/>
+          <w:sz w:val="24"/>
+          <w:szCs w:val="24"/>
+        </w:rPr>
+      </w:pPr>
+      <w:r>
         <w:rPr>
           <w:rFonts w:ascii="Trebuchet MS" w:cs="Trebuchet MS" w:hAnsi="Trebuchet MS" w:eastAsia="Trebuchet MS"/>
           <w:sz w:val="22"/>
           <w:szCs w:val="22"/>
-          <w:lang w:val="it-IT"/>
-        </w:rPr>
-      </w:pPr>
+        </w:rPr>
+        <w:tab/>
+      </w:r>
       <w:r>
         <w:rPr>
           <w:rFonts w:ascii="Trebuchet MS" w:hAnsi="Trebuchet MS"/>
           <w:sz w:val="22"/>
           <w:szCs w:val="22"/>
           <w:rtl w:val="0"/>
-        </w:rPr>
-        <w:t>Pre</w:t>
+          <w:lang w:val="fr-FR"/>
+        </w:rPr>
+        <w:t>Resurs</w:t>
       </w:r>
       <w:r>
         <w:rPr>
@@ -4282,7 +3715,7 @@
           <w:szCs w:val="22"/>
           <w:rtl w:val="0"/>
         </w:rPr>
-        <w:t>ș</w:t>
+        <w:t xml:space="preserve">ă </w:t>
       </w:r>
       <w:r>
         <w:rPr>
@@ -4291,17 +3724,16 @@
           <w:szCs w:val="22"/>
           <w:rtl w:val="0"/>
         </w:rPr>
-        <w:t>edinte/membru</w:t>
+        <w:t>evaluat</w:t>
       </w:r>
       <w:r>
         <w:rPr>
-          <w:rFonts w:ascii="Trebuchet MS" w:hAnsi="Trebuchet MS"/>
-          <w:spacing w:val="-3"/>
+          <w:rFonts w:ascii="Trebuchet MS" w:hAnsi="Trebuchet MS" w:hint="default"/>
           <w:sz w:val="22"/>
           <w:szCs w:val="22"/>
           <w:rtl w:val="0"/>
         </w:rPr>
-        <w:t xml:space="preserve"> </w:t>
+        <w:t>ă î</w:t>
       </w:r>
       <w:r>
         <w:rPr>
@@ -4310,17 +3742,17 @@
           <w:szCs w:val="22"/>
           <w:rtl w:val="0"/>
         </w:rPr>
-        <w:t>comisie (nume,</w:t>
+        <w:t xml:space="preserve">n cadrul proiectului </w:t>
       </w:r>
       <w:r>
         <w:rPr>
-          <w:rFonts w:ascii="Trebuchet MS" w:hAnsi="Trebuchet MS"/>
-          <w:spacing w:val="-3"/>
+          <w:rFonts w:ascii="Trebuchet MS" w:hAnsi="Trebuchet MS" w:hint="default"/>
           <w:sz w:val="22"/>
           <w:szCs w:val="22"/>
-          <w:rtl w:val="0"/>
-        </w:rPr>
-        <w:t xml:space="preserve"> </w:t>
+          <w:rtl w:val="1"/>
+          <w:lang w:val="ar-SA" w:bidi="ar-SA"/>
+        </w:rPr>
+        <w:t>“</w:t>
       </w:r>
       <w:r>
         <w:rPr>
@@ -4329,26 +3761,7 @@
           <w:szCs w:val="22"/>
           <w:rtl w:val="0"/>
         </w:rPr>
-        <w:t>prenume,</w:t>
-      </w:r>
-      <w:r>
-        <w:rPr>
-          <w:rFonts w:ascii="Trebuchet MS" w:hAnsi="Trebuchet MS"/>
-          <w:spacing w:val="-3"/>
-          <w:sz w:val="22"/>
-          <w:szCs w:val="22"/>
-          <w:rtl w:val="0"/>
-        </w:rPr>
-        <w:t xml:space="preserve"> </w:t>
-      </w:r>
-      <w:r>
-        <w:rPr>
-          <w:rFonts w:ascii="Trebuchet MS" w:hAnsi="Trebuchet MS"/>
-          <w:sz w:val="22"/>
-          <w:szCs w:val="22"/>
-          <w:rtl w:val="0"/>
-        </w:rPr>
-        <w:t>semn</w:t>
+        <w:t xml:space="preserve">Clasa Viitorului </w:t>
       </w:r>
       <w:r>
         <w:rPr>
@@ -4357,7 +3770,7 @@
           <w:szCs w:val="22"/>
           <w:rtl w:val="0"/>
         </w:rPr>
-        <w:t>ă</w:t>
+        <w:t xml:space="preserve">– </w:t>
       </w:r>
       <w:r>
         <w:rPr>
@@ -4367,24 +3780,74 @@
           <w:rtl w:val="0"/>
           <w:lang w:val="it-IT"/>
         </w:rPr>
-        <w:t>tura)</w:t>
+        <w:t>Pedagiogie Digitala</w:t>
+      </w:r>
+      <w:r>
+        <w:rPr>
+          <w:rFonts w:ascii="Trebuchet MS" w:hAnsi="Trebuchet MS" w:hint="default"/>
+          <w:sz w:val="22"/>
+          <w:szCs w:val="22"/>
+          <w:rtl w:val="0"/>
+        </w:rPr>
+        <w:t>”</w:t>
+      </w:r>
+      <w:r>
+        <w:rPr>
+          <w:rFonts w:ascii="Trebuchet MS" w:hAnsi="Trebuchet MS"/>
+          <w:sz w:val="22"/>
+          <w:szCs w:val="22"/>
+          <w:rtl w:val="0"/>
+        </w:rPr>
+        <w:t>, Proiect ID: 19, Beneficiar: Asocia</w:t>
+      </w:r>
+      <w:r>
+        <w:rPr>
+          <w:rFonts w:ascii="Trebuchet MS" w:hAnsi="Trebuchet MS" w:hint="default"/>
+          <w:sz w:val="22"/>
+          <w:szCs w:val="22"/>
+          <w:rtl w:val="0"/>
+        </w:rPr>
+        <w:t>ț</w:t>
+      </w:r>
+      <w:r>
+        <w:rPr>
+          <w:rFonts w:ascii="Trebuchet MS" w:hAnsi="Trebuchet MS"/>
+          <w:sz w:val="22"/>
+          <w:szCs w:val="22"/>
+          <w:rtl w:val="0"/>
+          <w:lang w:val="pt-PT"/>
+        </w:rPr>
+        <w:t>ia Edu Apps</w:t>
       </w:r>
     </w:p>
     <w:p>
       <w:pPr>
-        <w:pStyle w:val="Body Text"/>
-        <w:ind w:left="376" w:firstLine="0"/>
-        <w:rPr>
-          <w:rFonts w:ascii="Trebuchet MS" w:cs="Trebuchet MS" w:hAnsi="Trebuchet MS" w:eastAsia="Trebuchet MS"/>
-          <w:sz w:val="22"/>
-          <w:szCs w:val="22"/>
-          <w:lang w:val="it-IT"/>
+        <w:pStyle w:val="Default"/>
+        <w:suppressAutoHyphens w:val="1"/>
+        <w:spacing w:before="0" w:line="240" w:lineRule="auto"/>
+        <w:ind w:left="360" w:hanging="360"/>
+        <w:jc w:val="left"/>
+        <w:rPr>
+          <w:rFonts w:ascii="Times Roman" w:cs="Times Roman" w:hAnsi="Times Roman" w:eastAsia="Times Roman"/>
         </w:rPr>
       </w:pPr>
+      <w:r>
+        <w:rPr>
+          <w:rFonts w:ascii="Times Roman" w:hAnsi="Times Roman" w:hint="default"/>
+          <w:rtl w:val="0"/>
+        </w:rPr>
+        <w:t> </w:t>
+      </w:r>
     </w:p>
     <w:p>
       <w:pPr>
-        <w:pStyle w:val="Body Text"/>
+        <w:pStyle w:val="Default"/>
+        <w:suppressAutoHyphens w:val="1"/>
+        <w:spacing w:before="0" w:line="240" w:lineRule="auto"/>
+        <w:ind w:left="360" w:hanging="360"/>
+        <w:jc w:val="left"/>
+      </w:pPr>
+      <w:r>
         <w:rPr>
           <w:rFonts w:ascii="Trebuchet MS" w:cs="Trebuchet MS" w:hAnsi="Trebuchet MS" w:eastAsia="Trebuchet MS"/>
           <w:b w:val="1"/>
@@ -4394,13 +3857,8 @@
           <w:sz w:val="22"/>
           <w:szCs w:val="22"/>
         </w:rPr>
-      </w:pPr>
-    </w:p>
-    <w:p>
-      <w:pPr>
-        <w:pStyle w:val="Body A"/>
-        <w:ind w:left="376" w:firstLine="0"/>
-      </w:pPr>
+        <w:tab/>
+      </w:r>
       <w:r>
         <w:rPr>
           <w:rFonts w:ascii="Trebuchet MS" w:hAnsi="Trebuchet MS"/>
@@ -4408,6 +3866,8 @@
           <w:bCs w:val="1"/>
           <w:i w:val="1"/>
           <w:iCs w:val="1"/>
+          <w:sz w:val="22"/>
+          <w:szCs w:val="22"/>
           <w:rtl w:val="0"/>
           <w:lang w:val="en-US"/>
         </w:rPr>
@@ -4420,8 +3880,9 @@
           <w:bCs w:val="1"/>
           <w:i w:val="1"/>
           <w:iCs w:val="1"/>
+          <w:sz w:val="22"/>
+          <w:szCs w:val="22"/>
           <w:rtl w:val="0"/>
-          <w:lang w:val="en-US"/>
         </w:rPr>
         <w:t>Ă</w:t>
       </w:r>
@@ -4432,10 +3893,24 @@
           <w:bCs w:val="1"/>
           <w:i w:val="1"/>
           <w:iCs w:val="1"/>
+          <w:sz w:val="22"/>
+          <w:szCs w:val="22"/>
           <w:rtl w:val="0"/>
-          <w:lang w:val="en-US"/>
-        </w:rPr>
-        <w:t>:</w:t>
+        </w:rPr>
+        <w:t>: Evaluarea s-a realizat conform Procedurii Opera</w:t>
+      </w:r>
+      <w:r>
+        <w:rPr>
+          <w:rFonts w:ascii="Trebuchet MS" w:hAnsi="Trebuchet MS" w:hint="default"/>
+          <w:b w:val="1"/>
+          <w:bCs w:val="1"/>
+          <w:i w:val="1"/>
+          <w:iCs w:val="1"/>
+          <w:sz w:val="22"/>
+          <w:szCs w:val="22"/>
+          <w:rtl w:val="0"/>
+        </w:rPr>
+        <w:t>ț</w:t>
       </w:r>
       <w:r>
         <w:rPr>
@@ -4444,11 +3919,24 @@
           <w:bCs w:val="1"/>
           <w:i w:val="1"/>
           <w:iCs w:val="1"/>
-          <w:spacing w:val="0"/>
+          <w:sz w:val="22"/>
+          <w:szCs w:val="22"/>
           <w:rtl w:val="0"/>
-          <w:lang w:val="en-US"/>
-        </w:rPr>
-        <w:t xml:space="preserve"> </w:t>
+        </w:rPr>
+        <w:t>ionale nr. 3976 privind aprobarea Resurselor Educa</w:t>
+      </w:r>
+      <w:r>
+        <w:rPr>
+          <w:rFonts w:ascii="Trebuchet MS" w:hAnsi="Trebuchet MS" w:hint="default"/>
+          <w:b w:val="1"/>
+          <w:bCs w:val="1"/>
+          <w:i w:val="1"/>
+          <w:iCs w:val="1"/>
+          <w:sz w:val="22"/>
+          <w:szCs w:val="22"/>
+          <w:rtl w:val="0"/>
+        </w:rPr>
+        <w:t>ț</w:t>
       </w:r>
       <w:r>
         <w:rPr>
@@ -4457,10 +3945,24 @@
           <w:bCs w:val="1"/>
           <w:i w:val="1"/>
           <w:iCs w:val="1"/>
+          <w:sz w:val="22"/>
+          <w:szCs w:val="22"/>
           <w:rtl w:val="0"/>
-          <w:lang w:val="en-US"/>
-        </w:rPr>
-        <w:t>Evaluarea</w:t>
+        </w:rPr>
+        <w:t xml:space="preserve">ionale Deschise (RED) la nivelul inspectoratelor </w:t>
+      </w:r>
+      <w:r>
+        <w:rPr>
+          <w:rFonts w:ascii="Trebuchet MS" w:hAnsi="Trebuchet MS" w:hint="default"/>
+          <w:b w:val="1"/>
+          <w:bCs w:val="1"/>
+          <w:i w:val="1"/>
+          <w:iCs w:val="1"/>
+          <w:sz w:val="22"/>
+          <w:szCs w:val="22"/>
+          <w:rtl w:val="0"/>
+        </w:rPr>
+        <w:t>ș</w:t>
       </w:r>
       <w:r>
         <w:rPr>
@@ -4469,11 +3971,24 @@
           <w:bCs w:val="1"/>
           <w:i w:val="1"/>
           <w:iCs w:val="1"/>
-          <w:spacing w:val="0"/>
+          <w:sz w:val="22"/>
+          <w:szCs w:val="22"/>
           <w:rtl w:val="0"/>
-          <w:lang w:val="en-US"/>
-        </w:rPr>
-        <w:t xml:space="preserve"> </w:t>
+        </w:rPr>
+        <w:t>colare jude</w:t>
+      </w:r>
+      <w:r>
+        <w:rPr>
+          <w:rFonts w:ascii="Trebuchet MS" w:hAnsi="Trebuchet MS" w:hint="default"/>
+          <w:b w:val="1"/>
+          <w:bCs w:val="1"/>
+          <w:i w:val="1"/>
+          <w:iCs w:val="1"/>
+          <w:sz w:val="22"/>
+          <w:szCs w:val="22"/>
+          <w:rtl w:val="0"/>
+        </w:rPr>
+        <w:t>ț</w:t>
       </w:r>
       <w:r>
         <w:rPr>
@@ -4482,276 +3997,16 @@
           <w:bCs w:val="1"/>
           <w:i w:val="1"/>
           <w:iCs w:val="1"/>
+          <w:sz w:val="22"/>
+          <w:szCs w:val="22"/>
           <w:rtl w:val="0"/>
-          <w:lang w:val="en-US"/>
-        </w:rPr>
-        <w:t>se</w:t>
-      </w:r>
-      <w:r>
-        <w:rPr>
-          <w:rFonts w:ascii="Trebuchet MS" w:hAnsi="Trebuchet MS"/>
-          <w:b w:val="1"/>
-          <w:bCs w:val="1"/>
-          <w:i w:val="1"/>
-          <w:iCs w:val="1"/>
-          <w:spacing w:val="0"/>
-          <w:rtl w:val="0"/>
-          <w:lang w:val="en-US"/>
-        </w:rPr>
-        <w:t xml:space="preserve"> </w:t>
-      </w:r>
-      <w:r>
-        <w:rPr>
-          <w:rFonts w:ascii="Trebuchet MS" w:hAnsi="Trebuchet MS"/>
-          <w:b w:val="1"/>
-          <w:bCs w:val="1"/>
-          <w:i w:val="1"/>
-          <w:iCs w:val="1"/>
-          <w:rtl w:val="0"/>
-          <w:lang w:val="en-US"/>
-        </w:rPr>
-        <w:t>raporteaz</w:t>
-      </w:r>
-      <w:r>
-        <w:rPr>
-          <w:rFonts w:ascii="Trebuchet MS" w:hAnsi="Trebuchet MS" w:hint="default"/>
-          <w:b w:val="1"/>
-          <w:bCs w:val="1"/>
-          <w:i w:val="1"/>
-          <w:iCs w:val="1"/>
-          <w:rtl w:val="0"/>
-          <w:lang w:val="en-US"/>
-        </w:rPr>
-        <w:t>ă</w:t>
-      </w:r>
-      <w:r>
-        <w:rPr>
-          <w:rFonts w:ascii="Trebuchet MS" w:hAnsi="Trebuchet MS"/>
-          <w:b w:val="1"/>
-          <w:bCs w:val="1"/>
-          <w:i w:val="1"/>
-          <w:iCs w:val="1"/>
-          <w:spacing w:val="0"/>
-          <w:rtl w:val="0"/>
-          <w:lang w:val="en-US"/>
-        </w:rPr>
-        <w:t xml:space="preserve"> </w:t>
-      </w:r>
-      <w:r>
-        <w:rPr>
-          <w:rFonts w:ascii="Trebuchet MS" w:hAnsi="Trebuchet MS"/>
-          <w:b w:val="1"/>
-          <w:bCs w:val="1"/>
-          <w:i w:val="1"/>
-          <w:iCs w:val="1"/>
-          <w:rtl w:val="0"/>
-          <w:lang w:val="en-US"/>
-        </w:rPr>
-        <w:t>la</w:t>
-      </w:r>
-      <w:r>
-        <w:rPr>
-          <w:rFonts w:ascii="Trebuchet MS" w:hAnsi="Trebuchet MS"/>
-          <w:b w:val="1"/>
-          <w:bCs w:val="1"/>
-          <w:i w:val="1"/>
-          <w:iCs w:val="1"/>
-          <w:spacing w:val="0"/>
-          <w:rtl w:val="0"/>
-          <w:lang w:val="en-US"/>
-        </w:rPr>
-        <w:t xml:space="preserve"> </w:t>
-      </w:r>
-      <w:r>
-        <w:rPr>
-          <w:rFonts w:ascii="Trebuchet MS" w:hAnsi="Trebuchet MS"/>
-          <w:b w:val="1"/>
-          <w:bCs w:val="1"/>
-          <w:i w:val="1"/>
-          <w:iCs w:val="1"/>
-          <w:rtl w:val="0"/>
-          <w:lang w:val="en-US"/>
-        </w:rPr>
-        <w:t>criteriile</w:t>
-      </w:r>
-      <w:r>
-        <w:rPr>
-          <w:rFonts w:ascii="Trebuchet MS" w:hAnsi="Trebuchet MS"/>
-          <w:b w:val="1"/>
-          <w:bCs w:val="1"/>
-          <w:i w:val="1"/>
-          <w:iCs w:val="1"/>
-          <w:spacing w:val="0"/>
-          <w:rtl w:val="0"/>
-          <w:lang w:val="en-US"/>
-        </w:rPr>
-        <w:t xml:space="preserve"> </w:t>
-      </w:r>
-      <w:r>
-        <w:rPr>
-          <w:rFonts w:ascii="Trebuchet MS" w:hAnsi="Trebuchet MS"/>
-          <w:b w:val="1"/>
-          <w:bCs w:val="1"/>
-          <w:i w:val="1"/>
-          <w:iCs w:val="1"/>
-          <w:rtl w:val="0"/>
-          <w:lang w:val="en-US"/>
-        </w:rPr>
-        <w:t>adecvate</w:t>
-      </w:r>
-      <w:r>
-        <w:rPr>
-          <w:rFonts w:ascii="Trebuchet MS" w:hAnsi="Trebuchet MS"/>
-          <w:b w:val="1"/>
-          <w:bCs w:val="1"/>
-          <w:i w:val="1"/>
-          <w:iCs w:val="1"/>
-          <w:spacing w:val="0"/>
-          <w:rtl w:val="0"/>
-          <w:lang w:val="en-US"/>
-        </w:rPr>
-        <w:t xml:space="preserve"> </w:t>
-      </w:r>
-      <w:r>
-        <w:rPr>
-          <w:rFonts w:ascii="Trebuchet MS" w:hAnsi="Trebuchet MS"/>
-          <w:b w:val="1"/>
-          <w:bCs w:val="1"/>
-          <w:i w:val="1"/>
-          <w:iCs w:val="1"/>
-          <w:rtl w:val="0"/>
-          <w:lang w:val="en-US"/>
-        </w:rPr>
-        <w:t>tipurilor</w:t>
-      </w:r>
-      <w:r>
-        <w:rPr>
-          <w:rFonts w:ascii="Trebuchet MS" w:hAnsi="Trebuchet MS"/>
-          <w:b w:val="1"/>
-          <w:bCs w:val="1"/>
-          <w:i w:val="1"/>
-          <w:iCs w:val="1"/>
-          <w:spacing w:val="0"/>
-          <w:rtl w:val="0"/>
-          <w:lang w:val="en-US"/>
-        </w:rPr>
-        <w:t xml:space="preserve"> </w:t>
-      </w:r>
-      <w:r>
-        <w:rPr>
-          <w:rFonts w:ascii="Trebuchet MS" w:hAnsi="Trebuchet MS"/>
-          <w:b w:val="1"/>
-          <w:bCs w:val="1"/>
-          <w:i w:val="1"/>
-          <w:iCs w:val="1"/>
-          <w:rtl w:val="0"/>
-          <w:lang w:val="en-US"/>
-        </w:rPr>
-        <w:t>de</w:t>
-      </w:r>
-      <w:r>
-        <w:rPr>
-          <w:rFonts w:ascii="Trebuchet MS" w:hAnsi="Trebuchet MS"/>
-          <w:b w:val="1"/>
-          <w:bCs w:val="1"/>
-          <w:i w:val="1"/>
-          <w:iCs w:val="1"/>
-          <w:spacing w:val="0"/>
-          <w:rtl w:val="0"/>
-          <w:lang w:val="en-US"/>
-        </w:rPr>
-        <w:t xml:space="preserve"> </w:t>
-      </w:r>
-      <w:r>
-        <w:rPr>
-          <w:rFonts w:ascii="Trebuchet MS" w:hAnsi="Trebuchet MS"/>
-          <w:b w:val="1"/>
-          <w:bCs w:val="1"/>
-          <w:i w:val="1"/>
-          <w:iCs w:val="1"/>
-          <w:rtl w:val="0"/>
-          <w:lang w:val="en-US"/>
-        </w:rPr>
-        <w:t>resurse</w:t>
-      </w:r>
-      <w:r>
-        <w:rPr>
-          <w:rFonts w:ascii="Trebuchet MS" w:hAnsi="Trebuchet MS"/>
-          <w:b w:val="1"/>
-          <w:bCs w:val="1"/>
-          <w:i w:val="1"/>
-          <w:iCs w:val="1"/>
-          <w:spacing w:val="0"/>
-          <w:rtl w:val="0"/>
-          <w:lang w:val="en-US"/>
-        </w:rPr>
-        <w:t xml:space="preserve"> </w:t>
-      </w:r>
-      <w:r>
-        <w:rPr>
-          <w:rFonts w:ascii="Trebuchet MS" w:hAnsi="Trebuchet MS"/>
-          <w:b w:val="1"/>
-          <w:bCs w:val="1"/>
-          <w:i w:val="1"/>
-          <w:iCs w:val="1"/>
-          <w:rtl w:val="0"/>
-          <w:lang w:val="en-US"/>
-        </w:rPr>
-        <w:t>educa</w:t>
-      </w:r>
-      <w:r>
-        <w:rPr>
-          <w:rFonts w:ascii="Trebuchet MS" w:hAnsi="Trebuchet MS" w:hint="default"/>
-          <w:b w:val="1"/>
-          <w:bCs w:val="1"/>
-          <w:i w:val="1"/>
-          <w:iCs w:val="1"/>
-          <w:rtl w:val="0"/>
-          <w:lang w:val="en-US"/>
-        </w:rPr>
-        <w:t>ț</w:t>
-      </w:r>
-      <w:r>
-        <w:rPr>
-          <w:rFonts w:ascii="Trebuchet MS" w:hAnsi="Trebuchet MS"/>
-          <w:b w:val="1"/>
-          <w:bCs w:val="1"/>
-          <w:i w:val="1"/>
-          <w:iCs w:val="1"/>
-          <w:rtl w:val="0"/>
-          <w:lang w:val="it-IT"/>
-        </w:rPr>
-        <w:t>ionale</w:t>
-      </w:r>
-      <w:r>
-        <w:rPr>
-          <w:rFonts w:ascii="Trebuchet MS" w:hAnsi="Trebuchet MS"/>
-          <w:b w:val="1"/>
-          <w:bCs w:val="1"/>
-          <w:i w:val="1"/>
-          <w:iCs w:val="1"/>
-          <w:spacing w:val="0"/>
-          <w:rtl w:val="0"/>
-          <w:lang w:val="en-US"/>
-        </w:rPr>
-        <w:t xml:space="preserve"> </w:t>
-      </w:r>
-      <w:r>
-        <w:rPr>
-          <w:rFonts w:ascii="Trebuchet MS" w:hAnsi="Trebuchet MS"/>
-          <w:b w:val="1"/>
-          <w:bCs w:val="1"/>
-          <w:i w:val="1"/>
-          <w:iCs w:val="1"/>
-          <w:rtl w:val="0"/>
-          <w:lang w:val="en-US"/>
-        </w:rPr>
-        <w:t>propuse.</w:t>
+        </w:rPr>
+        <w:t>ene/ISMB</w:t>
       </w:r>
     </w:p>
     <w:sectPr>
-      <w:headerReference w:type="default" r:id="rId5"/>
-      <w:footerReference w:type="default" r:id="rId6"/>
+      <w:headerReference w:type="default" r:id="rId4"/>
+      <w:footerReference w:type="default" r:id="rId5"/>
       <w:pgSz w:w="11920" w:h="16840" w:orient="portrait"/>
       <w:pgMar w:top="460" w:right="760" w:bottom="280" w:left="920" w:header="720" w:footer="720"/>
       <w:bidi w:val="0"/>
@@ -7627,9 +6882,9 @@
       </w14:textFill>
     </w:rPr>
   </w:style>
-  <w:style w:type="paragraph" w:styleId="Body">
-    <w:name w:val="Body"/>
-    <w:next w:val="Body"/>
+  <w:style w:type="paragraph" w:styleId="Body B">
+    <w:name w:val="Body B"/>
+    <w:next w:val="Body B"/>
     <w:pPr>
       <w:keepNext w:val="0"/>
       <w:keepLines w:val="0"/>
@@ -7664,6 +6919,53 @@
       <w:shd w:val="nil" w:color="auto" w:fill="auto"/>
       <w:vertAlign w:val="baseline"/>
       <w:lang w:val="en-US"/>
+      <w14:textOutline w14:w="12700" w14:cap="flat">
+        <w14:noFill/>
+        <w14:miter w14:lim="400000"/>
+      </w14:textOutline>
+      <w14:textFill>
+        <w14:solidFill>
+          <w14:srgbClr w14:val="000000"/>
+        </w14:solidFill>
+      </w14:textFill>
+    </w:rPr>
+  </w:style>
+  <w:style w:type="paragraph" w:styleId="Default">
+    <w:name w:val="Default"/>
+    <w:next w:val="Default"/>
+    <w:pPr>
+      <w:keepNext w:val="0"/>
+      <w:keepLines w:val="0"/>
+      <w:pageBreakBefore w:val="0"/>
+      <w:widowControl w:val="1"/>
+      <w:shd w:val="clear" w:color="auto" w:fill="auto"/>
+      <w:suppressAutoHyphens w:val="0"/>
+      <w:bidi w:val="0"/>
+      <w:spacing w:before="160" w:after="0" w:line="288" w:lineRule="auto"/>
+      <w:ind w:left="0" w:right="0" w:firstLine="0"/>
+      <w:jc w:val="left"/>
+      <w:outlineLvl w:val="9"/>
+    </w:pPr>
+    <w:rPr>
+      <w:rFonts w:ascii="Helvetica Neue" w:cs="Helvetica Neue" w:hAnsi="Helvetica Neue" w:eastAsia="Helvetica Neue"/>
+      <w:b w:val="0"/>
+      <w:bCs w:val="0"/>
+      <w:i w:val="0"/>
+      <w:iCs w:val="0"/>
+      <w:caps w:val="0"/>
+      <w:smallCaps w:val="0"/>
+      <w:strike w:val="0"/>
+      <w:dstrike w:val="0"/>
+      <w:outline w:val="0"/>
+      <w:color w:val="000000"/>
+      <w:spacing w:val="0"/>
+      <w:kern w:val="0"/>
+      <w:position w:val="0"/>
+      <w:sz w:val="24"/>
+      <w:szCs w:val="24"/>
+      <w:u w:val="none"/>
+      <w:shd w:val="nil" w:color="auto" w:fill="auto"/>
+      <w:vertAlign w:val="baseline"/>
       <w14:textOutline>
         <w14:noFill/>
       </w14:textOutline>
